--- a/ky/wisdom-stories/fish-shop.docx
+++ b/ky/wisdom-stories/fish-shop.docx
@@ -111,7 +111,7 @@
           <w:sz w:val="22"/>
           <w:lang w:val="ky-KG"/>
         </w:rPr>
-        <w:t>— Төрт килограмм тарт: экөө меники, экөө таененики.</w:t>
+        <w:t>— Төрт килограмм тарт: экөө меники, экөө эжекеники.</w:t>
       </w:r>
     </w:p>
     <w:p>
@@ -147,7 +147,7 @@
           <w:sz w:val="22"/>
           <w:lang w:val="ky-KG"/>
         </w:rPr>
-        <w:t>— Дагы бир каалооңуз барбы, таене?</w:t>
+        <w:t>— Дагы бир каалооңуз барбы, эжеке?</w:t>
       </w:r>
     </w:p>
     <w:p>
@@ -255,7 +255,7 @@
           <w:sz w:val="22"/>
           <w:lang w:val="ky-KG"/>
         </w:rPr>
-        <w:t>Жол киреси да калбагандыктан, киши үйүнө жөө жөнөдү. Кызына телефон чалып, балык алганын жана жакында барарын айтты. Жамгыр алдында басып баратып, бүгүн бирөөгө пайдасы тийгенине шүгүр кылды; көз жашы жаагынан сызылып, жамгыр суусуна аралашты.</w:t>
+        <w:t>Жол киреси да калбагандыктан, киши үйүнө жөө жөнөдү. Кызына телефон чалып, балык алганын жана жакында барарын айтты. Жамгыр астында басып баратып, бүгүн бирөөгө пайдасы тийгенине шүгүр кылды; көз жашы жаагынан сызылып, жамгыр суусуна аралашты.</w:t>
       </w:r>
     </w:p>
     <w:p>
@@ -279,7 +279,7 @@
           <w:sz w:val="22"/>
           <w:lang w:val="ky-KG"/>
         </w:rPr>
-        <w:t xml:space="preserve">Сабак: </w:t>
+        <w:t>Сабак: Жакшылык үчүн чоң мүмкүнчүлүк күтпө; ал байлыктын эмес, кең жүрөктүн иши. Жүрөгү бай адам мүмкүнчүлүгү жок кезде да жакшылык жолун табат.</w:t>
       </w:r>
       <w:r>
         <w:rPr>
@@ -288,7 +288,6 @@
           <w:sz w:val="22"/>
           <w:lang w:val="ky-KG"/>
         </w:rPr>
-        <w:t>Жакшылыкка байлык эмес, кең пейил керек. Колуңдагы аз нерсени да бөлүшө билсең, бирөөнүн керегине жарайт.</w:t>
       </w:r>
     </w:p>
     <w:p>
@@ -308,7 +307,7 @@
           <w:sz w:val="18"/>
           <w:lang w:val="ky-KG"/>
         </w:rPr>
-        <w:t>Окуя ачык интернет булактарынан алынды.</w:t>
+        <w:t>Аңгемелер ачык интернет булактарынан алынган, иллюстрациялар болсо ЖИ менен түзүлгөн.</w:t>
       </w:r>
     </w:p>
     <w:sectPr>

--- a/ky/wisdom-stories/fish-shop.docx
+++ b/ky/wisdom-stories/fish-shop.docx
@@ -3,313 +3,152 @@
 <w:document xmlns:wpc="http://schemas.microsoft.com/office/word/2010/wordprocessingCanvas" xmlns:cx="http://schemas.microsoft.com/office/drawing/2014/chartex" xmlns:cx1="http://schemas.microsoft.com/office/drawing/2015/9/8/chartex" xmlns:cx2="http://schemas.microsoft.com/office/drawing/2015/10/21/chartex" xmlns:cx3="http://schemas.microsoft.com/office/drawing/2016/5/9/chartex" xmlns:cx4="http://schemas.microsoft.com/office/drawing/2016/5/10/chartex" xmlns:cx5="http://schemas.microsoft.com/office/drawing/2016/5/11/chartex" xmlns:cx6="http://schemas.microsoft.com/office/drawing/2016/5/12/chartex" xmlns:cx7="http://schemas.microsoft.com/office/drawing/2016/5/13/chartex" xmlns:cx8="http://schemas.microsoft.com/office/drawing/2016/5/14/chartex" xmlns:mc="http://schemas.openxmlformats.org/markup-compatibility/2006" xmlns:aink="http://schemas.microsoft.com/office/drawing/2016/ink" xmlns:am3d="http://schemas.microsoft.com/office/drawing/2017/model3d" xmlns:o="urn:schemas-microsoft-com:office:office" xmlns:oel="http://schemas.microsoft.com/office/2019/extlst" xmlns:r="http://schemas.openxmlformats.org/officeDocument/2006/relationships" xmlns:m="http://schemas.openxmlformats.org/officeDocument/2006/math" xmlns:v="urn:schemas-microsoft-com:vml" xmlns:wp14="http://schemas.microsoft.com/office/word/2010/wordprocessingDrawing" xmlns:wp="http://schemas.openxmlformats.org/drawingml/2006/wordprocessingDrawing" xmlns:w10="urn:schemas-microsoft-com:office:word" xmlns:w="http://schemas.openxmlformats.org/wordprocessingml/2006/main" xmlns:w14="http://schemas.microsoft.com/office/word/2010/wordml" xmlns:w15="http://schemas.microsoft.com/office/word/2012/wordml" xmlns:w16cex="http://schemas.microsoft.com/office/word/2018/wordml/cex" xmlns:w16cid="http://schemas.microsoft.com/office/word/2016/wordml/cid" xmlns:w16="http://schemas.microsoft.com/office/word/2018/wordml" xmlns:w16du="http://schemas.microsoft.com/office/word/2023/wordml/word16du" xmlns:w16sdtdh="http://schemas.microsoft.com/office/word/2020/wordml/sdtdatahash" xmlns:w16sdtfl="http://schemas.microsoft.com/office/word/2024/wordml/sdtformatlock" xmlns:w16se="http://schemas.microsoft.com/office/word/2015/wordml/symex" xmlns:wpg="http://schemas.microsoft.com/office/word/2010/wordprocessingGroup" xmlns:wpi="http://schemas.microsoft.com/office/word/2010/wordprocessingInk" xmlns:wne="http://schemas.microsoft.com/office/word/2006/wordml" xmlns:wps="http://schemas.microsoft.com/office/word/2010/wordprocessingShape" mc:Ignorable="w14 w15 w16se w16cid w16 w16cex w16sdtdh w16sdtfl w16du wp14">
   <w:body>
     <w:p>
-      <w:pPr>
-        <w:pStyle w:val="Title"/>
-        <w:keepNext/>
-        <w:keepLines w:val="0"/>
-        <w:pageBreakBefore w:val="0"/>
-        <w:widowControl/>
-        <w:spacing w:line="269" w:lineRule="auto" w:after="180" w:before="0"/>
-      </w:pPr>
-      <w:bookmarkStart w:id="10059" w:name="Story_60"/>
       <w:r>
         <w:rPr>
-          <w:rFonts w:ascii="Arial" w:hAnsi="Arial"/>
           <w:b/>
-          <w:color w:val="000000"/>
-          <w:sz w:val="34"/>
-          <w:lang w:val="ky-KG"/>
+          <w:bCs/>
         </w:rPr>
         <w:t>Балык дүкөнүндө</w:t>
       </w:r>
-      <w:bookmarkEnd w:id="10059"/>
-    </w:p>
-    <w:p>
-      <w:pPr>
-        <w:keepNext w:val="0"/>
-        <w:keepLines w:val="0"/>
-        <w:pageBreakBefore w:val="0"/>
-        <w:widowControl/>
-        <w:spacing w:line="269" w:lineRule="auto" w:after="120" w:before="0"/>
-      </w:pPr>
+    </w:p>
+    <w:p>
+      <w:r>
+        <w:t>Жумуштан чыгып, автобус аялдамасына бара жаткан киши балык дүкөнүнүн алдында токтоду. Аялы менен кызы балыкты жакшы көрөрүн эстеп, ичкери кирди.</w:t>
+      </w:r>
+    </w:p>
+    <w:p>
+      <w:r>
+        <w:t>— Бир кило тартып бериңизчи… Жок, эки кило эле болсун.</w:t>
+      </w:r>
+    </w:p>
+    <w:p>
+      <w:r>
+        <w:t>Ошол учурда эскирген пальто кийген улгайган аял ага тартынып жакындады:</w:t>
+      </w:r>
+    </w:p>
+    <w:p>
+      <w:r>
+        <w:t>— Балам, мага да бир аз балык алып бересиңби?</w:t>
+      </w:r>
+    </w:p>
+    <w:p>
+      <w:r>
+        <w:t>Киши эч ойлонбостон сатуучуга бурулду:</w:t>
+      </w:r>
+    </w:p>
+    <w:p>
+      <w:r>
+        <w:t>— Анда төрт кило тартыңыз. Эки кило бизге, эки кило апага.</w:t>
+      </w:r>
+    </w:p>
+    <w:p>
+      <w:r>
+        <w:t>Анан аялдан сурады:</w:t>
+      </w:r>
+    </w:p>
+    <w:p>
+      <w:r>
+        <w:t>— Үйүңүздө нан барбы?</w:t>
+      </w:r>
+    </w:p>
+    <w:p>
+      <w:r>
+        <w:t>Аял башын чайкады. Киши маңдайдагы дүкөнгө барып, төрт нан сатып алды да, экөөнү ага берди.</w:t>
+      </w:r>
+    </w:p>
+    <w:p>
+      <w:r>
+        <w:t>— Дагы эмнеге муктажсыз, апа?</w:t>
+      </w:r>
+    </w:p>
+    <w:p>
+      <w:r>
+        <w:t>Аял чөнтөгүнөн көзгө тамызуучу дарынын бош бөтөлкөсүн чыгарды.</w:t>
+      </w:r>
+    </w:p>
+    <w:p>
+      <w:r>
+        <w:t>— Акыркы жолу эки ай мурун алгам. Жаңысын алганга акчам жетпей жатат. Көзүм да мурдагыдай көрбөй калды…</w:t>
+      </w:r>
+    </w:p>
+    <w:p>
+      <w:r>
+        <w:t>Киши бөтөлкөнү алып, дарыканага жөнөдү. Кайтып келгенде аялдын отургучта отурганын көрдү. Балык сатуучу күтүп туруп чарчабасын деп ага орун бериптир. Муну көргөн киши жылмайды.</w:t>
+      </w:r>
+    </w:p>
+    <w:p>
+      <w:r>
+        <w:t>Дарыны аялга сунуп, анан чөнтөгүндөгү калган акчасын да алаканына салды.</w:t>
+      </w:r>
+    </w:p>
+    <w:p>
+      <w:r>
+        <w:t>Аял кайра-кайра ыраазычылык айтып, батасын берип, үйүнө бет алды.</w:t>
+      </w:r>
+    </w:p>
+    <w:p>
+      <w:r>
+        <w:t>Киши балык салынган баштыгын көтөрүп, аялдамага жөнөдү. Бир маалда токтоп калды: балыктын акчасын төлөбөптүр! Дүкөнгө кайра кирип, уялыңкы сүйлөдү:</w:t>
+      </w:r>
+    </w:p>
+    <w:p>
+      <w:r>
+        <w:t>— Кечирип коюңуз, акысын төлөгөндү унутуптурмун. Жанымда акча да калган жок. Кийин алып келип берем.</w:t>
+      </w:r>
+    </w:p>
+    <w:p>
+      <w:r>
+        <w:t>Сатуучу жылмайды:</w:t>
+      </w:r>
+    </w:p>
+    <w:p>
+      <w:r>
+        <w:t>— Кереги жок, боордошум. Бул жакшылыкка мен да орток болоюн. Балык менден белек болсун.</w:t>
+      </w:r>
+    </w:p>
+    <w:p>
+      <w:r>
+        <w:t>Киши ыраазычылык билдирди. Автобуска да акчасы калбагандыктан, үйүнө жөө жөнөдү. Кызына телефон чалды:</w:t>
+      </w:r>
+    </w:p>
+    <w:p>
+      <w:r>
+        <w:t>— Балык алдым. Апаңа айт, келатам, бир аз кечигем.</w:t>
+      </w:r>
+    </w:p>
+    <w:p>
+      <w:r>
+        <w:lastRenderedPageBreak/>
+        <w:t>Жамгыр жаай баштады. Баскан сайын күн бою топтолгон чарчоосу жеңилдегендей болду. Бир аялдын түйшүгүн азайта алганына, дагы бир адамдын жакшылыкка кошулганына шүгүр кылып баратты.</w:t>
+      </w:r>
+    </w:p>
+    <w:p>
+      <w:r>
+        <w:t>Жүзүнөн аккан көз жашы жамгырга аралашты.</w:t>
+      </w:r>
+    </w:p>
+    <w:p>
       <w:r>
         <w:rPr>
-          <w:rFonts w:ascii="Arial" w:eastAsia="Arial" w:hAnsi="Arial"/>
-          <w:color w:val="000000"/>
-          <w:sz w:val="22"/>
-          <w:lang w:val="ky-KG"/>
+          <w:b/>
+          <w:bCs/>
         </w:rPr>
-        <w:t>Жумуштан чыккан бир киши аялдамага баратканда балык дүкөнүнүн жанынан өттү. Кызы менен жубайы балыкты жакшы көрөрүн ойлоп, аларды кубантуу үчүн ичкери кирди.</w:t>
-      </w:r>
-    </w:p>
-    <w:p>
-      <w:pPr>
-        <w:keepNext w:val="0"/>
-        <w:keepLines w:val="0"/>
-        <w:pageBreakBefore w:val="0"/>
-        <w:widowControl/>
-        <w:spacing w:line="269" w:lineRule="auto" w:after="120" w:before="0"/>
-      </w:pPr>
+        <w:t>Сабак:</w:t>
+      </w:r>
+      <w:r>
+        <w:t xml:space="preserve"> Жакшылык кылуу үчүн бай болууну күтпө. Колуңдан келген жардам бирөөнүн жүгүн жеңилдетип, дагы бирөөгө жакшылык кылууга дем бериши мүмкүн. Кээде колдон колго нан эле эмес, мээрим да өтөт.</w:t>
+      </w:r>
+    </w:p>
+    <w:p>
       <w:r>
         <w:rPr>
-          <w:rFonts w:ascii="Arial" w:hAnsi="Arial"/>
-          <w:color w:val="000000"/>
-          <w:sz w:val="22"/>
-          <w:lang w:val="ky-KG"/>
+          <w:i/>
+          <w:iCs/>
         </w:rPr>
-        <w:t>Сатуучудан адегенде бир килограмм, анан эки килограмм балык тартууну өтүндү. Ошол маалда үстүндөгү кийими жупуну кары аял тартына жакындап келип сурады:</w:t>
-      </w:r>
-    </w:p>
-    <w:p>
-      <w:pPr>
-        <w:keepNext w:val="0"/>
-        <w:keepLines w:val="0"/>
-        <w:pageBreakBefore w:val="0"/>
-        <w:widowControl/>
-        <w:spacing w:line="269" w:lineRule="auto" w:after="120" w:before="0"/>
-      </w:pPr>
-      <w:r>
-        <w:rPr>
-          <w:rFonts w:ascii="Arial" w:eastAsia="Arial" w:hAnsi="Arial"/>
-          <w:color w:val="000000"/>
-          <w:sz w:val="22"/>
-          <w:lang w:val="ky-KG"/>
-        </w:rPr>
-        <w:t>— Балам, мага да балык алып бересиңби?</w:t>
-      </w:r>
-    </w:p>
-    <w:p>
-      <w:pPr>
-        <w:keepNext w:val="0"/>
-        <w:keepLines w:val="0"/>
-        <w:pageBreakBefore w:val="0"/>
-        <w:widowControl/>
-        <w:spacing w:line="269" w:lineRule="auto" w:after="120" w:before="0"/>
-      </w:pPr>
-      <w:r>
-        <w:rPr>
-          <w:rFonts w:ascii="Arial" w:eastAsia="Arial" w:hAnsi="Arial"/>
-          <w:color w:val="000000"/>
-          <w:sz w:val="22"/>
-          <w:lang w:val="ky-KG"/>
-        </w:rPr>
-        <w:t>Киши эч ойлонбостон сатуучуга кайрылды:</w:t>
-      </w:r>
-    </w:p>
-    <w:p>
-      <w:pPr>
-        <w:keepNext w:val="0"/>
-        <w:keepLines w:val="0"/>
-        <w:pageBreakBefore w:val="0"/>
-        <w:widowControl/>
-        <w:spacing w:line="269" w:lineRule="auto" w:after="120" w:before="0"/>
-      </w:pPr>
-      <w:r>
-        <w:rPr>
-          <w:rFonts w:ascii="Arial" w:eastAsia="Arial" w:hAnsi="Arial"/>
-          <w:color w:val="000000"/>
-          <w:sz w:val="22"/>
-          <w:lang w:val="ky-KG"/>
-        </w:rPr>
-        <w:t>— Төрт килограмм тарт: экөө меники, экөө эжекеники.</w:t>
-      </w:r>
-    </w:p>
-    <w:p>
-      <w:pPr>
-        <w:keepNext w:val="0"/>
-        <w:keepLines w:val="0"/>
-        <w:pageBreakBefore w:val="0"/>
-        <w:widowControl/>
-        <w:spacing w:line="269" w:lineRule="auto" w:after="120" w:before="0"/>
-      </w:pPr>
-      <w:r>
-        <w:rPr>
-          <w:rFonts w:ascii="Arial" w:eastAsia="Arial" w:hAnsi="Arial"/>
-          <w:color w:val="000000"/>
-          <w:sz w:val="22"/>
-          <w:lang w:val="ky-KG"/>
-        </w:rPr>
-        <w:t>Андан кийин аялдан наны бар-жогун сурады. «Жок» деген жоопту укканда, маңдайдагы дүкөндөн төрт нан сатып алып, анын үлүшүн берди.</w:t>
-      </w:r>
-    </w:p>
-    <w:p>
-      <w:pPr>
-        <w:keepNext w:val="0"/>
-        <w:keepLines w:val="0"/>
-        <w:pageBreakBefore w:val="0"/>
-        <w:widowControl/>
-        <w:spacing w:line="269" w:lineRule="auto" w:after="120" w:before="0"/>
-      </w:pPr>
-      <w:r>
-        <w:rPr>
-          <w:rFonts w:ascii="Arial" w:eastAsia="Arial" w:hAnsi="Arial"/>
-          <w:color w:val="000000"/>
-          <w:sz w:val="22"/>
-          <w:lang w:val="ky-KG"/>
-        </w:rPr>
-        <w:t>— Дагы бир каалооңуз барбы, эжеке?</w:t>
-      </w:r>
-    </w:p>
-    <w:p>
-      <w:pPr>
-        <w:keepNext w:val="0"/>
-        <w:keepLines w:val="0"/>
-        <w:pageBreakBefore w:val="0"/>
-        <w:widowControl/>
-        <w:spacing w:line="269" w:lineRule="auto" w:after="120" w:before="0"/>
-      </w:pPr>
-      <w:r>
-        <w:rPr>
-          <w:rFonts w:ascii="Arial" w:eastAsia="Arial" w:hAnsi="Arial"/>
-          <w:color w:val="000000"/>
-          <w:sz w:val="22"/>
-          <w:lang w:val="ky-KG"/>
-        </w:rPr>
-        <w:t>Аял чөнтөгүнөн бош дары шишесин чыгарды. Бул эки ай мурун сатып алган көз дарысы экенин, жаңысын алууга акчасы жетпегендиктен көзү начарлап баратканын айтты.</w:t>
-      </w:r>
-    </w:p>
-    <w:p>
-      <w:pPr>
-        <w:keepNext w:val="0"/>
-        <w:keepLines w:val="0"/>
-        <w:pageBreakBefore w:val="0"/>
-        <w:widowControl/>
-        <w:spacing w:line="269" w:lineRule="auto" w:after="120" w:before="0"/>
-      </w:pPr>
-      <w:r>
-        <w:rPr>
-          <w:rFonts w:ascii="Arial" w:eastAsia="Arial" w:hAnsi="Arial"/>
-          <w:color w:val="000000"/>
-          <w:sz w:val="22"/>
-          <w:lang w:val="ky-KG"/>
-        </w:rPr>
-        <w:t>Киши дары сатып алуу үчүн дарыканага кетти. Окуяга көз салып турган балыкчы аялга отургуч берип отургузду. Киши жаңы дары менен кайтып келгенде, балыкчынын боорукерлигин көрүп кубанды.</w:t>
-      </w:r>
-    </w:p>
-    <w:p>
-      <w:pPr>
-        <w:keepNext w:val="0"/>
-        <w:keepLines w:val="0"/>
-        <w:pageBreakBefore w:val="0"/>
-        <w:widowControl/>
-        <w:spacing w:line="269" w:lineRule="auto" w:after="120" w:before="0"/>
-      </w:pPr>
-      <w:r>
-        <w:rPr>
-          <w:rFonts w:ascii="Arial" w:eastAsia="Arial" w:hAnsi="Arial"/>
-          <w:color w:val="000000"/>
-          <w:sz w:val="22"/>
-          <w:lang w:val="ky-KG"/>
-        </w:rPr>
-        <w:t>Дарыны аялга сунуп, анан чөнтөгүндө калган акчанын баарын да ага берди. Аял бата берип, үйүнө жөнөдү.</w:t>
-      </w:r>
-    </w:p>
-    <w:p>
-      <w:pPr>
-        <w:keepNext w:val="0"/>
-        <w:keepLines w:val="0"/>
-        <w:pageBreakBefore w:val="0"/>
-        <w:widowControl/>
-        <w:spacing w:line="269" w:lineRule="auto" w:after="120" w:before="0"/>
-      </w:pPr>
-      <w:r>
-        <w:rPr>
-          <w:rFonts w:ascii="Arial" w:eastAsia="Arial" w:hAnsi="Arial"/>
-          <w:color w:val="000000"/>
-          <w:sz w:val="22"/>
-          <w:lang w:val="ky-KG"/>
-        </w:rPr>
-        <w:t>Киши аялдаманы көздөй баратып, балыктын акчасын төлөбөгөнүн эстеди. Чөнтөгүндө акча калбаптыр. Балыкчы жылмайып:</w:t>
-      </w:r>
-    </w:p>
-    <w:p>
-      <w:pPr>
-        <w:keepNext w:val="0"/>
-        <w:keepLines w:val="0"/>
-        <w:pageBreakBefore w:val="0"/>
-        <w:widowControl/>
-        <w:spacing w:line="269" w:lineRule="auto" w:after="120" w:before="0"/>
-      </w:pPr>
-      <w:r>
-        <w:rPr>
-          <w:rFonts w:ascii="Arial" w:eastAsia="Arial" w:hAnsi="Arial"/>
-          <w:color w:val="000000"/>
-          <w:sz w:val="22"/>
-          <w:lang w:val="ky-KG"/>
-        </w:rPr>
-        <w:t>— Бара бер, бир тууганым, адал болсун, — деди.</w:t>
-      </w:r>
-    </w:p>
-    <w:p>
-      <w:pPr>
-        <w:keepNext/>
-        <w:keepLines w:val="0"/>
-        <w:pageBreakBefore w:val="0"/>
-        <w:widowControl/>
-        <w:spacing w:line="269" w:lineRule="auto" w:after="120" w:before="0"/>
-      </w:pPr>
-      <w:r>
-        <w:rPr>
-          <w:rFonts w:ascii="Arial" w:eastAsia="Arial" w:hAnsi="Arial"/>
-          <w:color w:val="000000"/>
-          <w:sz w:val="22"/>
-          <w:lang w:val="ky-KG"/>
-        </w:rPr>
-        <w:t>Жол киреси да калбагандыктан, киши үйүнө жөө жөнөдү. Кызына телефон чалып, балык алганын жана жакында барарын айтты. Жамгыр астында басып баратып, бүгүн бирөөгө пайдасы тийгенине шүгүр кылды; көз жашы жаагынан сызылып, жамгыр суусуна аралашты.</w:t>
-      </w:r>
-    </w:p>
-    <w:p>
-      <w:pPr>
-        <w:pStyle w:val="Moral"/>
-        <w:keepNext/>
-        <w:keepLines/>
-        <w:pageBreakBefore w:val="0"/>
-        <w:widowControl/>
-        <w:spacing w:before="120" w:after="120" w:line="269" w:lineRule="auto"/>
-        <w:ind w:left="240" w:right="240"/>
-        <w:rPr>
-          <w:lang/>
-        </w:rPr>
-      </w:pPr>
-      <w:r>
-        <w:rPr>
-          <w:rFonts w:ascii="Arial" w:hAnsi="Arial"/>
-          <w:b/>
-          <w:color w:val="000000"/>
-          <w:sz w:val="22"/>
-          <w:lang w:val="ky-KG"/>
-        </w:rPr>
-        <w:t>Сабак: Жакшылык үчүн чоң мүмкүнчүлүк күтпө; ал байлыктын эмес, кең жүрөктүн иши. Жүрөгү бай адам мүмкүнчүлүгү жок кезде да жакшылык жолун табат.</w:t>
-      </w:r>
-      <w:r>
-        <w:rPr>
-          <w:rFonts w:ascii="Arial" w:hAnsi="Arial"/>
-          <w:color w:val="000000"/>
-          <w:sz w:val="22"/>
-          <w:lang w:val="ky-KG"/>
-        </w:rPr>
-      </w:r>
-    </w:p>
-    <w:p>
-      <w:pPr>
-        <w:keepNext w:val="0"/>
-        <w:keepLines w:val="0"/>
-        <w:pageBreakBefore w:val="0"/>
-        <w:widowControl/>
-        <w:spacing w:before="0" w:after="160" w:line="269" w:lineRule="auto"/>
-        <w:jc w:val="right"/>
-      </w:pPr>
-      <w:r>
-        <w:rPr>
-          <w:rFonts w:ascii="Arial" w:eastAsia="Arial" w:hAnsi="Arial" w:cs="Arial"/>
-          <w:i/>
-          <w:color w:val="000000"/>
-          <w:sz w:val="18"/>
-          <w:lang w:val="ky-KG"/>
-        </w:rPr>
-        <w:t>Аңгемелер ачык интернет булактарынан алынган, иллюстрациялар болсо ЖИ менен түзүлгөн.</w:t>
-      </w:r>
-    </w:p>
+        <w:t>Аңгемелер интернеттен чогултулуп, жасалма интеллекттин жардамы менен иштелип чыккан. Бардык сүрөттөр жасалма интеллект аркылуу түзүлгөн.</w:t>
+      </w:r>
+    </w:p>
+    <w:p/>
     <w:sectPr>
       <w:headerReference w:type="even" r:id="rId7"/>
       <w:headerReference w:type="default" r:id="rId8"/>
@@ -1140,7 +979,6 @@
     </w:pPr>
     <w:rPr>
       <w:rFonts w:asciiTheme="majorHAnsi" w:eastAsiaTheme="majorEastAsia" w:hAnsiTheme="majorHAnsi" w:cstheme="majorBidi"/>
-      <w:color w:val="000000"/>
       <w:sz w:val="40"/>
       <w:szCs w:val="40"/>
     </w:rPr>
@@ -1162,7 +1000,6 @@
     </w:pPr>
     <w:rPr>
       <w:rFonts w:asciiTheme="majorHAnsi" w:eastAsiaTheme="majorEastAsia" w:hAnsiTheme="majorHAnsi" w:cstheme="majorBidi"/>
-      <w:color w:val="000000"/>
       <w:sz w:val="32"/>
       <w:szCs w:val="32"/>
     </w:rPr>
@@ -1185,7 +1022,6 @@
     </w:pPr>
     <w:rPr>
       <w:rFonts w:eastAsiaTheme="majorEastAsia" w:cstheme="majorBidi"/>
-      <w:color w:val="000000"/>
       <w:sz w:val="28"/>
       <w:szCs w:val="28"/>
     </w:rPr>
@@ -1210,7 +1046,6 @@
       <w:rFonts w:eastAsiaTheme="majorEastAsia" w:cstheme="majorBidi"/>
       <w:i/>
       <w:iCs/>
-      <w:color w:val="000000"/>
     </w:rPr>
   </w:style>
   <w:style w:type="paragraph" w:styleId="Heading5">
@@ -1231,7 +1066,6 @@
     </w:pPr>
     <w:rPr>
       <w:rFonts w:eastAsiaTheme="majorEastAsia" w:cstheme="majorBidi"/>
-      <w:color w:val="000000"/>
     </w:rPr>
   </w:style>
   <w:style w:type="paragraph" w:styleId="Heading6">
@@ -1254,7 +1088,6 @@
       <w:rFonts w:eastAsiaTheme="majorEastAsia" w:cstheme="majorBidi"/>
       <w:i/>
       <w:iCs/>
-      <w:color w:val="000000"/>
     </w:rPr>
   </w:style>
   <w:style w:type="paragraph" w:styleId="Heading7">
@@ -1275,7 +1108,6 @@
     </w:pPr>
     <w:rPr>
       <w:rFonts w:eastAsiaTheme="majorEastAsia" w:cstheme="majorBidi"/>
-      <w:color w:val="000000"/>
     </w:rPr>
   </w:style>
   <w:style w:type="paragraph" w:styleId="Heading8">
@@ -1298,7 +1130,6 @@
       <w:rFonts w:eastAsiaTheme="majorEastAsia" w:cstheme="majorBidi"/>
       <w:i/>
       <w:iCs/>
-      <w:color w:val="000000"/>
     </w:rPr>
   </w:style>
   <w:style w:type="paragraph" w:styleId="Heading9">
@@ -1319,13 +1150,11 @@
     </w:pPr>
     <w:rPr>
       <w:rFonts w:eastAsiaTheme="majorEastAsia" w:cstheme="majorBidi"/>
-      <w:color w:val="000000"/>
     </w:rPr>
   </w:style>
   <w:style w:type="character" w:default="1" w:styleId="DefaultParagraphFont">
     <w:name w:val="Default Paragraph Font"/>
     <w:uiPriority w:val="1"/>
-    <w:semiHidden/>
     <w:unhideWhenUsed/>
   </w:style>
   <w:style w:type="table" w:default="1" w:styleId="TableNormal">
@@ -1481,7 +1310,6 @@
     </w:pPr>
     <w:rPr>
       <w:rFonts w:asciiTheme="majorHAnsi" w:eastAsiaTheme="majorEastAsia" w:hAnsiTheme="majorHAnsi" w:cstheme="majorBidi"/>
-      <w:color w:val="000000"/>
       <w:spacing w:val="-10"/>
       <w:kern w:val="28"/>
       <w:sz w:val="56"/>
@@ -1517,7 +1345,6 @@
     </w:pPr>
     <w:rPr>
       <w:rFonts w:eastAsiaTheme="majorEastAsia" w:cstheme="majorBidi"/>
-      <w:color w:val="000000"/>
       <w:spacing w:val="15"/>
       <w:sz w:val="28"/>
       <w:szCs w:val="28"/>
@@ -1552,7 +1379,6 @@
     <w:rPr>
       <w:i/>
       <w:iCs/>
-      <w:color w:val="000000"/>
     </w:rPr>
   </w:style>
   <w:style w:type="character" w:customStyle="1" w:styleId="QuoteChar">
@@ -1577,9 +1403,6 @@
       <w:ind w:left="720"/>
       <w:contextualSpacing/>
     </w:pPr>
-    <w:rPr>
-      <w:color w:val="000000"/>
-    </w:rPr>
   </w:style>
   <w:style w:type="character" w:styleId="IntenseEmphasis">
     <w:name w:val="Intense Emphasis"/>
@@ -1609,7 +1432,6 @@
     <w:rPr>
       <w:i/>
       <w:iCs/>
-      <w:color w:val="000000"/>
     </w:rPr>
   </w:style>
   <w:style w:type="character" w:customStyle="1" w:styleId="IntenseQuoteChar">
@@ -1649,9 +1471,6 @@
     <w:pPr>
       <w:spacing w:after="100"/>
     </w:pPr>
-    <w:rPr>
-      <w:color w:val="000000"/>
-    </w:rPr>
   </w:style>
   <w:style w:type="paragraph" w:customStyle="1" w:styleId="Moral">
     <w:name w:val="Moral"/>
@@ -1663,7 +1482,6 @@
     <w:rPr>
       <w:rFonts w:ascii="Arial" w:eastAsia="Arial" w:hAnsi="Arial"/>
       <w:i/>
-      <w:color w:val="000000"/>
       <w:kern w:val="0"/>
       <w:sz w:val="22"/>
       <w:szCs w:val="22"/>
@@ -1685,9 +1503,6 @@
       </w:tabs>
       <w:spacing w:after="0" w:line="240" w:lineRule="auto"/>
     </w:pPr>
-    <w:rPr>
-      <w:color w:val="000000"/>
-    </w:rPr>
   </w:style>
   <w:style w:type="character" w:customStyle="1" w:styleId="HeaderChar">
     <w:name w:val="Header Char"/>
@@ -1710,9 +1525,6 @@
       </w:tabs>
       <w:spacing w:after="0" w:line="240" w:lineRule="auto"/>
     </w:pPr>
-    <w:rPr>
-      <w:color w:val="000000"/>
-    </w:rPr>
   </w:style>
   <w:style w:type="character" w:customStyle="1" w:styleId="FooterChar">
     <w:name w:val="Footer Char"/>
@@ -1735,7 +1547,6 @@
     </w:pPr>
     <w:rPr>
       <w:rFonts w:eastAsiaTheme="minorEastAsia"/>
-      <w:color w:val="000000"/>
     </w:rPr>
   </w:style>
   <w:style w:type="paragraph" w:styleId="TOC3">
@@ -1752,7 +1563,6 @@
     </w:pPr>
     <w:rPr>
       <w:rFonts w:eastAsiaTheme="minorEastAsia"/>
-      <w:color w:val="000000"/>
     </w:rPr>
   </w:style>
   <w:style w:type="paragraph" w:styleId="TOC4">
@@ -1769,7 +1579,6 @@
     </w:pPr>
     <w:rPr>
       <w:rFonts w:eastAsiaTheme="minorEastAsia"/>
-      <w:color w:val="000000"/>
     </w:rPr>
   </w:style>
   <w:style w:type="paragraph" w:styleId="TOC5">
@@ -1786,7 +1595,6 @@
     </w:pPr>
     <w:rPr>
       <w:rFonts w:eastAsiaTheme="minorEastAsia"/>
-      <w:color w:val="000000"/>
     </w:rPr>
   </w:style>
   <w:style w:type="paragraph" w:styleId="TOC6">
@@ -1803,7 +1611,6 @@
     </w:pPr>
     <w:rPr>
       <w:rFonts w:eastAsiaTheme="minorEastAsia"/>
-      <w:color w:val="000000"/>
     </w:rPr>
   </w:style>
   <w:style w:type="paragraph" w:styleId="TOC7">
@@ -1820,7 +1627,6 @@
     </w:pPr>
     <w:rPr>
       <w:rFonts w:eastAsiaTheme="minorEastAsia"/>
-      <w:color w:val="000000"/>
     </w:rPr>
   </w:style>
   <w:style w:type="paragraph" w:styleId="TOC8">
@@ -1837,7 +1643,6 @@
     </w:pPr>
     <w:rPr>
       <w:rFonts w:eastAsiaTheme="minorEastAsia"/>
-      <w:color w:val="000000"/>
     </w:rPr>
   </w:style>
   <w:style w:type="paragraph" w:styleId="TOC9">
@@ -1854,7 +1659,6 @@
     </w:pPr>
     <w:rPr>
       <w:rFonts w:eastAsiaTheme="minorEastAsia"/>
-      <w:color w:val="000000"/>
     </w:rPr>
   </w:style>
   <w:style w:type="paragraph" w:styleId="TOCHeading">
@@ -1870,7 +1674,6 @@
       <w:outlineLvl w:val="9"/>
     </w:pPr>
     <w:rPr>
-      <w:color w:val="000000"/>
       <w:kern w:val="0"/>
       <w:sz w:val="32"/>
       <w:szCs w:val="32"/>
